--- a/docs/submission/EmeHub - Huong dan su dung.docx
+++ b/docs/submission/EmeHub - Huong dan su dung.docx
@@ -42,7 +42,7 @@
         <w:t xml:space="preserve">Q-Agent</w:t>
       </w:r>
       <w:r>
-        <w:t xml:space="preserve"> — pipeline QA. D-Agent chạy trong cùng suite nhưng chưa consume cấu hình từ hub, nên không nằm trong luồng này.</w:t>
+        <w:t xml:space="preserve"> — pipeline QA. Đó là suite hôm nay; agent khác (D-Agent cho dev, B-Agent cho BA) plug vào sau qua cùng contract, và khi đó luồng thiết lập ở Phần A không đổi.</w:t>
       </w:r>
     </w:p>
     <w:p>
@@ -66,7 +66,7 @@
       <w:pPr/>
       <w:r>
         <w:rPr/>
-        <w:t xml:space="preserve">Ba ứng dụng nằm sau một origin, agent mount theo path.</w:t>
+        <w:t xml:space="preserve">Cả suite nằm sau một origin, agent mount theo path.</w:t>
       </w:r>
     </w:p>
     <w:tbl>
@@ -133,28 +133,12 @@
           </w:p>
         </w:tc>
       </w:tr>
-      <w:tr>
-        <w:tc>
-          <w:p>
-            <w:r>
-              <w:t xml:space="preserve">D-Agent</w:t>
-            </w:r>
-          </w:p>
-        </w:tc>
-        <w:tc>
-          <w:p>
-            <w:r>
-              <w:t xml:space="preserve">https://hub.chuongnd.click/dagent</w:t>
-            </w:r>
-          </w:p>
-        </w:tc>
-      </w:tr>
     </w:tbl>
     <w:p>
       <w:pPr/>
       <w:r>
         <w:rPr/>
-        <w:t xml:space="preserve">Tài khoản demo: ACCOUNT.md. Đăng nhập một lần ở EmeHub dùng được cả ba.</w:t>
+        <w:t xml:space="preserve">Tài khoản demo: ACCOUNT.md. Đăng nhập một lần ở EmeHub dùng được cả hai.</w:t>
       </w:r>
     </w:p>
     <w:p>
